--- a/legal pro/AI Legal Portal/Notice folder/CSB_LRN notice.docx
+++ b/legal pro/AI Legal Portal/Notice folder/CSB_LRN notice.docx
@@ -381,16 +381,7 @@
           <w:sz w:val="20"/>
           <w:szCs w:val="20"/>
         </w:rPr>
-        <w:t xml:space="preserve">CSB Bank </w:t>
-      </w:r>
-      <w:r>
-        <w:rPr>
-          <w:rStyle w:val="Strong"/>
-          <w:rFonts w:ascii="Arial" w:hAnsi="Arial" w:cs="Arial"/>
-          <w:sz w:val="20"/>
-          <w:szCs w:val="20"/>
-        </w:rPr>
-        <w:t>Ltd.,</w:t>
+        <w:t>CSB Bank Ltd.,</w:t>
       </w:r>
       <w:r>
         <w:rPr>
@@ -399,34 +390,25 @@
           <w:sz w:val="20"/>
           <w:szCs w:val="20"/>
         </w:rPr>
-        <w:t xml:space="preserve"> (</w:t>
-      </w:r>
-      <w:r>
-        <w:rPr>
+        <w:t xml:space="preserve"> (hereinafter referred to as </w:t>
+      </w:r>
+      <w:r>
+        <w:rPr>
+          <w:rStyle w:val="Strong"/>
           <w:rFonts w:ascii="Arial" w:hAnsi="Arial" w:cs="Arial"/>
           <w:color w:val="000000"/>
           <w:sz w:val="20"/>
           <w:szCs w:val="20"/>
         </w:rPr>
-        <w:t xml:space="preserve">hereinafter referred to as </w:t>
-      </w:r>
-      <w:r>
-        <w:rPr>
-          <w:rStyle w:val="Strong"/>
+        <w:t>“Our Client”)</w:t>
+      </w:r>
+      <w:r>
+        <w:rPr>
           <w:rFonts w:ascii="Arial" w:hAnsi="Arial" w:cs="Arial"/>
           <w:color w:val="000000"/>
           <w:sz w:val="20"/>
           <w:szCs w:val="20"/>
         </w:rPr>
-        <w:t>“Our Client”)</w:t>
-      </w:r>
-      <w:r>
-        <w:rPr>
-          <w:rFonts w:ascii="Arial" w:hAnsi="Arial" w:cs="Arial"/>
-          <w:color w:val="000000"/>
-          <w:sz w:val="20"/>
-          <w:szCs w:val="20"/>
-        </w:rPr>
         <w:t>,</w:t>
       </w:r>
       <w:r>
@@ -461,23 +443,7 @@
           <w:sz w:val="20"/>
           <w:szCs w:val="20"/>
         </w:rPr>
-        <w:t xml:space="preserve">and a Banking Company within the meaning of the Banking Regulation Act and having its registered office at CSB Bhavan, Post Box No. 502, St. Mary's </w:t>
-      </w:r>
-      <w:r>
-        <w:rPr>
-          <w:rFonts w:ascii="Arial" w:hAnsi="Arial" w:cs="Arial"/>
-          <w:sz w:val="20"/>
-          <w:szCs w:val="20"/>
-        </w:rPr>
-        <w:t>College Road</w:t>
-      </w:r>
-      <w:r>
-        <w:rPr>
-          <w:rFonts w:ascii="Arial" w:hAnsi="Arial" w:cs="Arial"/>
-          <w:sz w:val="20"/>
-          <w:szCs w:val="20"/>
-        </w:rPr>
-        <w:t>, Thrissur-680020, Kerala.</w:t>
+        <w:t>and a Banking Company within the meaning of the Banking Regulation Act and having its registered office at CSB Bhavan, Post Box No. 502, St. Mary's College Road, Thrissur-680020, Kerala.</w:t>
       </w:r>
     </w:p>
     <w:p>
@@ -538,25 +504,7 @@
           <w:sz w:val="20"/>
           <w:szCs w:val="20"/>
         </w:rPr>
-        <w:t xml:space="preserve">} </w:t>
-      </w:r>
-      <w:r>
-        <w:rPr>
-          <w:rStyle w:val="Strong"/>
-          <w:rFonts w:ascii="Arial" w:hAnsi="Arial" w:cs="Arial"/>
-          <w:sz w:val="20"/>
-          <w:szCs w:val="20"/>
-        </w:rPr>
-        <w:t>($</w:t>
-      </w:r>
-      <w:r>
-        <w:rPr>
-          <w:rStyle w:val="Strong"/>
-          <w:rFonts w:ascii="Arial" w:hAnsi="Arial" w:cs="Arial"/>
-          <w:sz w:val="20"/>
-          <w:szCs w:val="20"/>
-        </w:rPr>
-        <w:t>{</w:t>
+        <w:t>} (${</w:t>
       </w:r>
       <w:proofErr w:type="spellStart"/>
       <w:r>
@@ -1100,15 +1048,7 @@
           <w:sz w:val="20"/>
           <w:szCs w:val="20"/>
         </w:rPr>
-        <w:t xml:space="preserve">of our </w:t>
-      </w:r>
-      <w:r>
-        <w:rPr>
-          <w:rFonts w:ascii="Arial" w:hAnsi="Arial" w:cs="Arial"/>
-          <w:sz w:val="20"/>
-          <w:szCs w:val="20"/>
-        </w:rPr>
-        <w:t>client</w:t>
+        <w:t>of our client</w:t>
       </w:r>
       <w:r>
         <w:rPr>
@@ -1264,89 +1204,6 @@
           <w:szCs w:val="20"/>
         </w:rPr>
       </w:pPr>
-      <w:r>
-        <w:rPr>
-          <w:rFonts w:ascii="Arial" w:hAnsi="Arial" w:cs="Arial"/>
-          <w:b/>
-          <w:bCs/>
-          <w:noProof/>
-          <w:sz w:val="20"/>
-          <w:szCs w:val="20"/>
-        </w:rPr>
-        <w:lastRenderedPageBreak/>
-        <w:drawing>
-          <wp:inline distT="0" distB="0" distL="0" distR="0" wp14:anchorId="214DC9F7" wp14:editId="76B5365C">
-            <wp:extent cx="1469383" cy="713105"/>
-            <wp:effectExtent l="0" t="0" r="0" b="0"/>
-            <wp:docPr id="1" name="Picture 1" descr="Signature"/>
-            <wp:cNvGraphicFramePr>
-              <a:graphicFrameLocks xmlns:a="http://schemas.openxmlformats.org/drawingml/2006/main" noChangeAspect="1"/>
-            </wp:cNvGraphicFramePr>
-            <a:graphic xmlns:a="http://schemas.openxmlformats.org/drawingml/2006/main">
-              <a:graphicData uri="http://schemas.openxmlformats.org/drawingml/2006/picture">
-                <pic:pic xmlns:pic="http://schemas.openxmlformats.org/drawingml/2006/picture">
-                  <pic:nvPicPr>
-                    <pic:cNvPr id="0" name="Picture 1" descr="Signature"/>
-                    <pic:cNvPicPr>
-                      <a:picLocks noChangeAspect="1" noChangeArrowheads="1"/>
-                    </pic:cNvPicPr>
-                  </pic:nvPicPr>
-                  <pic:blipFill>
-                    <a:blip r:embed="rId4" cstate="print">
-                      <a:extLst>
-                        <a:ext uri="{28A0092B-C50C-407E-A947-70E740481C1C}">
-                          <a14:useLocalDpi xmlns:a14="http://schemas.microsoft.com/office/drawing/2010/main" val="0"/>
-                        </a:ext>
-                      </a:extLst>
-                    </a:blip>
-                    <a:srcRect/>
-                    <a:stretch>
-                      <a:fillRect/>
-                    </a:stretch>
-                  </pic:blipFill>
-                  <pic:spPr bwMode="auto">
-                    <a:xfrm>
-                      <a:off x="0" y="0"/>
-                      <a:ext cx="1475447" cy="716048"/>
-                    </a:xfrm>
-                    <a:prstGeom prst="rect">
-                      <a:avLst/>
-                    </a:prstGeom>
-                    <a:noFill/>
-                    <a:ln>
-                      <a:noFill/>
-                    </a:ln>
-                  </pic:spPr>
-                </pic:pic>
-              </a:graphicData>
-            </a:graphic>
-          </wp:inline>
-        </w:drawing>
-      </w:r>
-    </w:p>
-    <w:p>
-      <w:pPr>
-        <w:pStyle w:val="NormalWeb"/>
-        <w:shd w:val="clear" w:color="auto" w:fill="FFFFFF"/>
-        <w:spacing w:before="0" w:beforeAutospacing="0" w:after="0" w:afterAutospacing="0"/>
-        <w:rPr>
-          <w:rFonts w:ascii="Arial" w:hAnsi="Arial" w:cs="Arial"/>
-          <w:sz w:val="20"/>
-          <w:szCs w:val="20"/>
-        </w:rPr>
-      </w:pPr>
-    </w:p>
-    <w:p>
-      <w:pPr>
-        <w:pStyle w:val="NormalWeb"/>
-        <w:shd w:val="clear" w:color="auto" w:fill="FFFFFF"/>
-        <w:spacing w:before="0" w:beforeAutospacing="0" w:after="0" w:afterAutospacing="0"/>
-        <w:rPr>
-          <w:rFonts w:ascii="Arial" w:hAnsi="Arial" w:cs="Arial"/>
-          <w:sz w:val="20"/>
-          <w:szCs w:val="20"/>
-        </w:rPr>
-      </w:pPr>
     </w:p>
     <w:p>
       <w:pPr>
@@ -1380,7 +1237,6 @@
       </w:r>
       <w:proofErr w:type="spellEnd"/>
     </w:p>
-    <w:p/>
     <w:sectPr>
       <w:pgSz w:w="11906" w:h="16838"/>
       <w:pgMar w:top="1440" w:right="1440" w:bottom="1440" w:left="1440" w:header="708" w:footer="708" w:gutter="0"/>
@@ -1849,7 +1705,6 @@
     <w:name w:val="Normal (Web)"/>
     <w:basedOn w:val="Normal"/>
     <w:uiPriority w:val="99"/>
-    <w:semiHidden/>
     <w:unhideWhenUsed/>
     <w:rsid w:val="00E42B73"/>
     <w:pPr>
